--- a/policies/build/chapters_v2/PRE/Documents/PRE2/SOP_Privacy_Dignity_Confidentiality_Neglect_Protection.docx
+++ b/policies/build/chapters_v2/PRE/Documents/PRE2/SOP_Privacy_Dignity_Confidentiality_Neglect_Protection.docx
@@ -470,7 +470,7 @@
             <w:color w:val="0563C1"/>
             <w:u w:val="single"/>
           </w:rPr>
-          <w:t>National Human Rights Commission. (2018). Charter of Patients' Rights. Ministry of Health and Family Welfare, Government of India.</w:t>
+          <w:t>Ministry of Health and Family Welfare, National Council for Clinical Establishments, Government of India. (2021). Charter of Patients' Rights and Responsibilities. https://clinicalestablishments.mohfw.gov.in/sites/default/files/2023-06/3181.pdf</w:t>
         </w:r>
       </w:hyperlink>
     </w:p>
@@ -537,7 +537,7 @@
             <w:color w:val="0563C1"/>
             <w:u w:val="single"/>
           </w:rPr>
-          <w:t>National Human Rights Commission. (2018). Charter of Patients' Rights. Ministry of Health and Family Welfare, Government of India.</w:t>
+          <w:t>Ministry of Health and Family Welfare, National Council for Clinical Establishments, Government of India. (2021). Charter of Patients' Rights and Responsibilities. https://clinicalestablishments.mohfw.gov.in/sites/default/files/2023-06/3181.pdf</w:t>
         </w:r>
       </w:hyperlink>
     </w:p>
@@ -551,7 +551,7 @@
             <w:color w:val="0563C1"/>
             <w:u w:val="single"/>
           </w:rPr>
-          <w:t>Code of Medical Ethics Regulations, 2002 — National Medical Commission</w:t>
+          <w:t>Medical Council of India. (2002). Indian Medical Council (Professional Conduct, Etiquette and Ethics) Regulations, 2002. https://www.nmc.org.in/rules-regulations/code-of-medical-ethics-regulations-2002/</w:t>
         </w:r>
       </w:hyperlink>
     </w:p>
@@ -689,7 +689,7 @@
             <w:color w:val="0563C1"/>
             <w:u w:val="single"/>
           </w:rPr>
-          <w:t>Code of Medical Ethics Regulations, 2002 — National Medical Commission</w:t>
+          <w:t>Medical Council of India. (2002). Indian Medical Council (Professional Conduct, Etiquette and Ethics) Regulations, 2002. https://www.nmc.org.in/rules-regulations/code-of-medical-ethics-regulations-2002/</w:t>
         </w:r>
       </w:hyperlink>
     </w:p>
@@ -762,7 +762,7 @@
             <w:color w:val="0563C1"/>
             <w:u w:val="single"/>
           </w:rPr>
-          <w:t>NABH — Hospitals Accreditation Programme (HCO), 6th Edition standards</w:t>
+          <w:t>National Accreditation Board for Hospitals and Healthcare Providers. (2025). NABH accreditation standards for hospitals (6th ed.), PRE.2. ISBN 978-81-965264-9-8. https://portal.nabh.co/images/Standards/NABH%20Hospital%20Accreditation%20Standard%206th%20Edition%20January%202025.pdf</w:t>
         </w:r>
       </w:hyperlink>
     </w:p>
